--- a/public/tours/domestic/east_and_west_india/itineraries/5 Day Darjeeling Delight.docx
+++ b/public/tours/domestic/east_and_west_india/itineraries/5 Day Darjeeling Delight.docx
@@ -1,6 +1,6 @@
 
 <file path=word/document.xml><?xml version="1.0" encoding="utf-8"?>
-<w:document xmlns:wpc="http://schemas.microsoft.com/office/word/2010/wordprocessingCanvas" xmlns:mc="http://schemas.openxmlformats.org/markup-compatibility/2006" xmlns:o="urn:schemas-microsoft-com:office:office" xmlns:r="http://schemas.openxmlformats.org/officeDocument/2006/relationships" xmlns:m="http://schemas.openxmlformats.org/officeDocument/2006/math" xmlns:v="urn:schemas-microsoft-com:vml" xmlns:wp14="http://schemas.microsoft.com/office/word/2010/wordprocessingDrawing" xmlns:wp="http://schemas.openxmlformats.org/drawingml/2006/wordprocessingDrawing" xmlns:w10="urn:schemas-microsoft-com:office:word" xmlns:w="http://schemas.openxmlformats.org/wordprocessingml/2006/main" xmlns:w14="http://schemas.microsoft.com/office/word/2010/wordml" xmlns:w15="http://schemas.microsoft.com/office/word/2012/wordml" xmlns:wpg="http://schemas.microsoft.com/office/word/2010/wordprocessingGroup" xmlns:wpi="http://schemas.microsoft.com/office/word/2010/wordprocessingInk" xmlns:wne="http://schemas.microsoft.com/office/word/2006/wordml" xmlns:wps="http://schemas.microsoft.com/office/word/2010/wordprocessingShape" mc:Ignorable="w14 w15 wp14">
+<w:document xmlns:wpc="http://schemas.microsoft.com/office/word/2010/wordprocessingCanvas" xmlns:cx="http://schemas.microsoft.com/office/drawing/2014/chartex" xmlns:cx1="http://schemas.microsoft.com/office/drawing/2015/9/8/chartex" xmlns:cx2="http://schemas.microsoft.com/office/drawing/2015/10/21/chartex" xmlns:cx3="http://schemas.microsoft.com/office/drawing/2016/5/9/chartex" xmlns:cx4="http://schemas.microsoft.com/office/drawing/2016/5/10/chartex" xmlns:cx5="http://schemas.microsoft.com/office/drawing/2016/5/11/chartex" xmlns:cx6="http://schemas.microsoft.com/office/drawing/2016/5/12/chartex" xmlns:cx7="http://schemas.microsoft.com/office/drawing/2016/5/13/chartex" xmlns:cx8="http://schemas.microsoft.com/office/drawing/2016/5/14/chartex" xmlns:mc="http://schemas.openxmlformats.org/markup-compatibility/2006" xmlns:aink="http://schemas.microsoft.com/office/drawing/2016/ink" xmlns:am3d="http://schemas.microsoft.com/office/drawing/2017/model3d" xmlns:o="urn:schemas-microsoft-com:office:office" xmlns:r="http://schemas.openxmlformats.org/officeDocument/2006/relationships" xmlns:m="http://schemas.openxmlformats.org/officeDocument/2006/math" xmlns:v="urn:schemas-microsoft-com:vml" xmlns:wp14="http://schemas.microsoft.com/office/word/2010/wordprocessingDrawing" xmlns:wp="http://schemas.openxmlformats.org/drawingml/2006/wordprocessingDrawing" xmlns:w10="urn:schemas-microsoft-com:office:word" xmlns:w="http://schemas.openxmlformats.org/wordprocessingml/2006/main" xmlns:w14="http://schemas.microsoft.com/office/word/2010/wordml" xmlns:w15="http://schemas.microsoft.com/office/word/2012/wordml" xmlns:w16cid="http://schemas.microsoft.com/office/word/2016/wordml/cid" xmlns:w16se="http://schemas.microsoft.com/office/word/2015/wordml/symex" xmlns:wpg="http://schemas.microsoft.com/office/word/2010/wordprocessingGroup" xmlns:wpi="http://schemas.microsoft.com/office/word/2010/wordprocessingInk" xmlns:wne="http://schemas.microsoft.com/office/word/2006/wordml" xmlns:wps="http://schemas.microsoft.com/office/word/2010/wordprocessingShape" mc:Ignorable="w14 w15 w16se w16cid wp14">
   <w:body>
     <w:p>
       <w:pPr>
@@ -9,7 +9,6 @@
           <w:sz w:val="24"/>
         </w:rPr>
       </w:pPr>
-      <w:bookmarkStart w:id="0" w:name="_GoBack"/>
       <w:r>
         <w:rPr>
           <w:rFonts w:ascii="Arial" w:hAnsi="Arial" w:cs="Arial"/>
@@ -19,25 +18,25 @@
         </w:rPr>
         <w:t>5 Day Darjeeling Delight</w:t>
       </w:r>
-      <w:bookmarkEnd w:id="0"/>
       <w:r>
         <w:rPr>
           <w:rFonts w:ascii="Arial" w:hAnsi="Arial" w:cs="Arial"/>
           <w:sz w:val="24"/>
         </w:rPr>
         <w:pict w14:anchorId="6C9685D2">
-          <v:rect id="_x0000_i1032" style="width:0;height:1.5pt" o:hralign="center" o:hrstd="t" o:hr="t" fillcolor="#a0a0a0" stroked="f"/>
+          <v:rect id="_x0000_i1025" style="width:0;height:1.5pt" o:hralign="center" o:hrstd="t" o:hr="t" fillcolor="#a0a0a0" stroked="f"/>
         </w:pict>
       </w:r>
-      <w:r>
+    </w:p>
+    <w:p>
+      <w:pPr>
         <w:rPr>
           <w:rFonts w:ascii="Arial" w:hAnsi="Arial" w:cs="Arial"/>
           <w:b/>
           <w:bCs/>
           <w:sz w:val="24"/>
         </w:rPr>
-        <w:t>Overview</w:t>
-      </w:r>
+      </w:pPr>
     </w:p>
     <w:p>
       <w:pPr>
@@ -46,6 +45,25 @@
           <w:sz w:val="24"/>
         </w:rPr>
       </w:pPr>
+      <w:bookmarkStart w:id="0" w:name="_GoBack"/>
+      <w:bookmarkEnd w:id="0"/>
+      <w:r>
+        <w:rPr>
+          <w:rFonts w:ascii="Arial" w:hAnsi="Arial" w:cs="Arial"/>
+          <w:b/>
+          <w:bCs/>
+          <w:sz w:val="24"/>
+        </w:rPr>
+        <w:t>Overview</w:t>
+      </w:r>
+    </w:p>
+    <w:p>
+      <w:pPr>
+        <w:rPr>
+          <w:rFonts w:ascii="Arial" w:hAnsi="Arial" w:cs="Arial"/>
+          <w:sz w:val="24"/>
+        </w:rPr>
+      </w:pPr>
       <w:r>
         <w:rPr>
           <w:rFonts w:ascii="Arial" w:hAnsi="Arial" w:cs="Arial"/>
@@ -59,7 +77,7 @@
           <w:sz w:val="24"/>
         </w:rPr>
         <w:pict w14:anchorId="6598B209">
-          <v:rect id="_x0000_i1025" style="width:0;height:1.5pt" o:hralign="center" o:hrstd="t" o:hr="t" fillcolor="#a0a0a0" stroked="f"/>
+          <v:rect id="_x0000_i1026" style="width:0;height:1.5pt" o:hralign="center" o:hrstd="t" o:hr="t" fillcolor="#a0a0a0" stroked="f"/>
         </w:pict>
       </w:r>
       <w:r>
@@ -84,117 +102,12 @@
           <w:sz w:val="24"/>
         </w:rPr>
       </w:pPr>
-      <w:proofErr w:type="spellStart"/>
-      <w:r>
-        <w:rPr>
-          <w:rFonts w:ascii="Arial" w:hAnsi="Arial" w:cs="Arial"/>
-          <w:sz w:val="24"/>
-        </w:rPr>
-        <w:t>Gangtok</w:t>
-      </w:r>
-      <w:proofErr w:type="spellEnd"/>
-      <w:r>
-        <w:rPr>
-          <w:rFonts w:ascii="Arial" w:hAnsi="Arial" w:cs="Arial"/>
-          <w:sz w:val="24"/>
-        </w:rPr>
-        <w:t xml:space="preserve"> sightseeing: </w:t>
-      </w:r>
-      <w:proofErr w:type="spellStart"/>
-      <w:r>
-        <w:rPr>
-          <w:rFonts w:ascii="Arial" w:hAnsi="Arial" w:cs="Arial"/>
-          <w:sz w:val="24"/>
-        </w:rPr>
-        <w:t>Tsomgo</w:t>
-      </w:r>
-      <w:proofErr w:type="spellEnd"/>
-      <w:r>
-        <w:rPr>
-          <w:rFonts w:ascii="Arial" w:hAnsi="Arial" w:cs="Arial"/>
-          <w:sz w:val="24"/>
-        </w:rPr>
-        <w:t xml:space="preserve"> Lake, New Baba </w:t>
-      </w:r>
-      <w:proofErr w:type="spellStart"/>
-      <w:r>
-        <w:rPr>
-          <w:rFonts w:ascii="Arial" w:hAnsi="Arial" w:cs="Arial"/>
-          <w:sz w:val="24"/>
-        </w:rPr>
-        <w:t>Mandir</w:t>
-      </w:r>
-      <w:proofErr w:type="spellEnd"/>
-      <w:r>
-        <w:rPr>
-          <w:rFonts w:ascii="Arial" w:hAnsi="Arial" w:cs="Arial"/>
-          <w:sz w:val="24"/>
-        </w:rPr>
-        <w:t xml:space="preserve">, </w:t>
-      </w:r>
-      <w:proofErr w:type="spellStart"/>
-      <w:r>
-        <w:rPr>
-          <w:rFonts w:ascii="Arial" w:hAnsi="Arial" w:cs="Arial"/>
-          <w:sz w:val="24"/>
-        </w:rPr>
-        <w:t>Namgyal</w:t>
-      </w:r>
-      <w:proofErr w:type="spellEnd"/>
-      <w:r>
-        <w:rPr>
-          <w:rFonts w:ascii="Arial" w:hAnsi="Arial" w:cs="Arial"/>
-          <w:sz w:val="24"/>
-        </w:rPr>
-        <w:t xml:space="preserve"> Research Institute, Do-</w:t>
-      </w:r>
-      <w:proofErr w:type="spellStart"/>
-      <w:r>
-        <w:rPr>
-          <w:rFonts w:ascii="Arial" w:hAnsi="Arial" w:cs="Arial"/>
-          <w:sz w:val="24"/>
-        </w:rPr>
-        <w:t>Drul</w:t>
-      </w:r>
-      <w:proofErr w:type="spellEnd"/>
-      <w:r>
-        <w:rPr>
-          <w:rFonts w:ascii="Arial" w:hAnsi="Arial" w:cs="Arial"/>
-          <w:sz w:val="24"/>
-        </w:rPr>
-        <w:t xml:space="preserve"> </w:t>
-      </w:r>
-      <w:proofErr w:type="spellStart"/>
-      <w:r>
-        <w:rPr>
-          <w:rFonts w:ascii="Arial" w:hAnsi="Arial" w:cs="Arial"/>
-          <w:sz w:val="24"/>
-        </w:rPr>
-        <w:t>Chorten</w:t>
-      </w:r>
-      <w:proofErr w:type="spellEnd"/>
-      <w:r>
-        <w:rPr>
-          <w:rFonts w:ascii="Arial" w:hAnsi="Arial" w:cs="Arial"/>
-          <w:sz w:val="24"/>
-        </w:rPr>
-        <w:t xml:space="preserve"> Stupa, </w:t>
-      </w:r>
-      <w:proofErr w:type="spellStart"/>
-      <w:r>
-        <w:rPr>
-          <w:rFonts w:ascii="Arial" w:hAnsi="Arial" w:cs="Arial"/>
-          <w:sz w:val="24"/>
-        </w:rPr>
-        <w:t>Gangtok</w:t>
-      </w:r>
-      <w:proofErr w:type="spellEnd"/>
-      <w:r>
-        <w:rPr>
-          <w:rFonts w:ascii="Arial" w:hAnsi="Arial" w:cs="Arial"/>
-          <w:sz w:val="24"/>
-        </w:rPr>
-        <w:t xml:space="preserve"> Ropeway (optional) </w:t>
+      <w:r>
+        <w:rPr>
+          <w:rFonts w:ascii="Arial" w:hAnsi="Arial" w:cs="Arial"/>
+          <w:sz w:val="24"/>
+        </w:rPr>
+        <w:t xml:space="preserve">Gangtok sightseeing: Tsomgo Lake, New Baba Mandir, Namgyal Research Institute, Do-Drul Chorten Stupa, Gangtok Ropeway (optional) </w:t>
       </w:r>
     </w:p>
     <w:p>
@@ -214,23 +127,7 @@
           <w:rFonts w:ascii="Arial" w:hAnsi="Arial" w:cs="Arial"/>
           <w:sz w:val="24"/>
         </w:rPr>
-        <w:t xml:space="preserve">Darjeeling sightseeing: Tiger Hill, </w:t>
-      </w:r>
-      <w:proofErr w:type="spellStart"/>
-      <w:r>
-        <w:rPr>
-          <w:rFonts w:ascii="Arial" w:hAnsi="Arial" w:cs="Arial"/>
-          <w:sz w:val="24"/>
-        </w:rPr>
-        <w:t>Batasia</w:t>
-      </w:r>
-      <w:proofErr w:type="spellEnd"/>
-      <w:r>
-        <w:rPr>
-          <w:rFonts w:ascii="Arial" w:hAnsi="Arial" w:cs="Arial"/>
-          <w:sz w:val="24"/>
-        </w:rPr>
-        <w:t xml:space="preserve"> Loop, Tibetan Monastery, Padmaja Naidu Himalayan Zoological Park, Himalayan Mountaineering Institute, Tea Gardens, Japanese Peace Pagoda, Tenzing Rock </w:t>
+        <w:t xml:space="preserve">Darjeeling sightseeing: Tiger Hill, Batasia Loop, Tibetan Monastery, Padmaja Naidu Himalayan Zoological Park, Himalayan Mountaineering Institute, Tea Gardens, Japanese Peace Pagoda, Tenzing Rock </w:t>
       </w:r>
     </w:p>
     <w:p>
@@ -250,23 +147,7 @@
           <w:rFonts w:ascii="Arial" w:hAnsi="Arial" w:cs="Arial"/>
           <w:sz w:val="24"/>
         </w:rPr>
-        <w:t xml:space="preserve">Excursions include </w:t>
-      </w:r>
-      <w:proofErr w:type="spellStart"/>
-      <w:r>
-        <w:rPr>
-          <w:rFonts w:ascii="Arial" w:hAnsi="Arial" w:cs="Arial"/>
-          <w:sz w:val="24"/>
-        </w:rPr>
-        <w:t>Nathula</w:t>
-      </w:r>
-      <w:proofErr w:type="spellEnd"/>
-      <w:r>
-        <w:rPr>
-          <w:rFonts w:ascii="Arial" w:hAnsi="Arial" w:cs="Arial"/>
-          <w:sz w:val="24"/>
-        </w:rPr>
-        <w:t xml:space="preserve"> Pass (on direct payment, permit required) </w:t>
+        <w:t xml:space="preserve">Excursions include Nathula Pass (on direct payment, permit required) </w:t>
       </w:r>
     </w:p>
     <w:p>
@@ -322,7 +203,7 @@
           <w:sz w:val="24"/>
         </w:rPr>
         <w:pict w14:anchorId="2DF30113">
-          <v:rect id="_x0000_i1026" style="width:0;height:1.5pt" o:hralign="center" o:hrstd="t" o:hr="t" fillcolor="#a0a0a0" stroked="f"/>
+          <v:rect id="_x0000_i1027" style="width:0;height:1.5pt" o:hralign="center" o:hrstd="t" o:hr="t" fillcolor="#a0a0a0" stroked="f"/>
         </w:pict>
       </w:r>
       <w:r>
@@ -342,37 +223,12 @@
           <w:sz w:val="24"/>
         </w:rPr>
       </w:pPr>
-      <w:proofErr w:type="spellStart"/>
-      <w:r>
-        <w:rPr>
-          <w:rFonts w:ascii="Arial" w:hAnsi="Arial" w:cs="Arial"/>
-          <w:sz w:val="24"/>
-        </w:rPr>
-        <w:t>Gangtok</w:t>
-      </w:r>
-      <w:proofErr w:type="spellEnd"/>
-      <w:r>
-        <w:rPr>
-          <w:rFonts w:ascii="Arial" w:hAnsi="Arial" w:cs="Arial"/>
-          <w:sz w:val="24"/>
-        </w:rPr>
-        <w:t xml:space="preserve">: Hotel </w:t>
-      </w:r>
-      <w:proofErr w:type="spellStart"/>
-      <w:r>
-        <w:rPr>
-          <w:rFonts w:ascii="Arial" w:hAnsi="Arial" w:cs="Arial"/>
-          <w:sz w:val="24"/>
-        </w:rPr>
-        <w:t>Yashshree</w:t>
-      </w:r>
-      <w:proofErr w:type="spellEnd"/>
-      <w:r>
-        <w:rPr>
-          <w:rFonts w:ascii="Arial" w:hAnsi="Arial" w:cs="Arial"/>
-          <w:sz w:val="24"/>
-        </w:rPr>
-        <w:t xml:space="preserve"> Sikk</w:t>
+      <w:r>
+        <w:rPr>
+          <w:rFonts w:ascii="Arial" w:hAnsi="Arial" w:cs="Arial"/>
+          <w:sz w:val="24"/>
+        </w:rPr>
+        <w:t>Gangtok: Hotel Yashshree Sikk</w:t>
       </w:r>
       <w:r>
         <w:rPr>
@@ -393,23 +249,7 @@
           <w:rFonts w:ascii="Arial" w:hAnsi="Arial" w:cs="Arial"/>
           <w:sz w:val="24"/>
         </w:rPr>
-        <w:t xml:space="preserve">Darjeeling: Hotel </w:t>
-      </w:r>
-      <w:proofErr w:type="spellStart"/>
-      <w:r>
-        <w:rPr>
-          <w:rFonts w:ascii="Arial" w:hAnsi="Arial" w:cs="Arial"/>
-          <w:sz w:val="24"/>
-        </w:rPr>
-        <w:t>Yashshree</w:t>
-      </w:r>
-      <w:proofErr w:type="spellEnd"/>
-      <w:r>
-        <w:rPr>
-          <w:rFonts w:ascii="Arial" w:hAnsi="Arial" w:cs="Arial"/>
-          <w:sz w:val="24"/>
-        </w:rPr>
-        <w:t xml:space="preserve"> Mall Road / Orsino Resort &amp; Spa / Similar – 2 Nights </w:t>
+        <w:t xml:space="preserve">Darjeeling: Hotel Yashshree Mall Road / Orsino Resort &amp; Spa / Similar – 2 Nights </w:t>
       </w:r>
       <w:r>
         <w:rPr>
@@ -424,7 +264,7 @@
           <w:sz w:val="24"/>
         </w:rPr>
         <w:pict w14:anchorId="4E9AA26E">
-          <v:rect id="_x0000_i1027" style="width:0;height:1.5pt" o:hralign="center" o:hrstd="t" o:hr="t" fillcolor="#a0a0a0" stroked="f"/>
+          <v:rect id="_x0000_i1028" style="width:0;height:1.5pt" o:hralign="center" o:hrstd="t" o:hr="t" fillcolor="#a0a0a0" stroked="f"/>
         </w:pict>
       </w:r>
       <w:r>
@@ -476,9 +316,48 @@
           <w:bCs/>
           <w:sz w:val="24"/>
         </w:rPr>
-        <w:t xml:space="preserve">Day 02: Excursion of New Baba </w:t>
-      </w:r>
-      <w:proofErr w:type="spellStart"/>
+        <w:t>Day 02: Excursion of New Baba Mandir &amp; Tsomgo Lake</w:t>
+      </w:r>
+      <w:r>
+        <w:rPr>
+          <w:rFonts w:ascii="Arial" w:hAnsi="Arial" w:cs="Arial"/>
+          <w:sz w:val="24"/>
+        </w:rPr>
+        <w:br/>
+        <w:t>After breakfast, drive to Tsomgo Lake (12,210 ft.) and New Baba Mandir, near Nathula Pass. Enjoy the stunning landscapes and spiritual surroundings. Return to the hotel for overnight stay.</w:t>
+      </w:r>
+    </w:p>
+    <w:p>
+      <w:pPr>
+        <w:rPr>
+          <w:rFonts w:ascii="Arial" w:hAnsi="Arial" w:cs="Arial"/>
+          <w:sz w:val="24"/>
+        </w:rPr>
+      </w:pPr>
+      <w:r>
+        <w:rPr>
+          <w:rFonts w:ascii="Arial" w:hAnsi="Arial" w:cs="Arial"/>
+          <w:i/>
+          <w:iCs/>
+          <w:sz w:val="24"/>
+        </w:rPr>
+        <w:t>Note for Nathula Pass:</w:t>
+      </w:r>
+      <w:r>
+        <w:rPr>
+          <w:rFonts w:ascii="Arial" w:hAnsi="Arial" w:cs="Arial"/>
+          <w:sz w:val="24"/>
+        </w:rPr>
+        <w:t xml:space="preserve"> Visit is on direct payment basis and depends on permits, weather, and army clearance. Closed on Mondays and Tuesdays. Required documents: Voter ID/Driving License/Passport, passport-sized photo, birth certificate/Aadhar card for children below 10 years.</w:t>
+      </w:r>
+    </w:p>
+    <w:p>
+      <w:pPr>
+        <w:rPr>
+          <w:rFonts w:ascii="Arial" w:hAnsi="Arial" w:cs="Arial"/>
+          <w:sz w:val="24"/>
+        </w:rPr>
+      </w:pPr>
       <w:r>
         <w:rPr>
           <w:rFonts w:ascii="Arial" w:hAnsi="Arial" w:cs="Arial"/>
@@ -486,9 +365,24 @@
           <w:bCs/>
           <w:sz w:val="24"/>
         </w:rPr>
-        <w:t>Mandir</w:t>
-      </w:r>
-      <w:proofErr w:type="spellEnd"/>
+        <w:t>Day 03: Gangtok Half Local Sightseeing – Darjeeling (100 km / 3 Hrs approx.)</w:t>
+      </w:r>
+      <w:r>
+        <w:rPr>
+          <w:rFonts w:ascii="Arial" w:hAnsi="Arial" w:cs="Arial"/>
+          <w:sz w:val="24"/>
+        </w:rPr>
+        <w:br/>
+        <w:t>Check out after breakfast and visit Namgyal Research Institute of Tibetology, Do-Drul Chorten Stupa, and ride the Gangtok Ropeway (ticket at own cost). Continue to Darjeeling and check in at the hotel. Overnight stay at Darjeeling hotel.</w:t>
+      </w:r>
+    </w:p>
+    <w:p>
+      <w:pPr>
+        <w:rPr>
+          <w:rFonts w:ascii="Arial" w:hAnsi="Arial" w:cs="Arial"/>
+          <w:sz w:val="24"/>
+        </w:rPr>
+      </w:pPr>
       <w:r>
         <w:rPr>
           <w:rFonts w:ascii="Arial" w:hAnsi="Arial" w:cs="Arial"/>
@@ -496,9 +390,41 @@
           <w:bCs/>
           <w:sz w:val="24"/>
         </w:rPr>
-        <w:t xml:space="preserve"> &amp; </w:t>
-      </w:r>
-      <w:proofErr w:type="spellStart"/>
+        <w:lastRenderedPageBreak/>
+        <w:t>Day 04: Darjeeling Sightseeing</w:t>
+      </w:r>
+      <w:r>
+        <w:rPr>
+          <w:rFonts w:ascii="Arial" w:hAnsi="Arial" w:cs="Arial"/>
+          <w:sz w:val="24"/>
+        </w:rPr>
+        <w:br/>
+        <w:t>Early morning drive to Tiger Hill to witness sunrise over the Himalayas. Visit Batasia Loop, Tibetan Buddhist Monastery (Ghoom Monastery), Padmaja Naidu Himalayan Zoological Park, Himalayan Mountaineering Institute (closed on Thursday), Tea Gardens (outer view), Japanese Peace Pagoda, and Tenzing Rock. Return to the hotel for overnight stay.</w:t>
+      </w:r>
+      <w:r>
+        <w:rPr>
+          <w:rFonts w:ascii="Arial" w:hAnsi="Arial" w:cs="Arial"/>
+          <w:i/>
+          <w:iCs/>
+          <w:sz w:val="24"/>
+        </w:rPr>
+        <w:t>Optional Tour:</w:t>
+      </w:r>
+      <w:r>
+        <w:rPr>
+          <w:rFonts w:ascii="Arial" w:hAnsi="Arial" w:cs="Arial"/>
+          <w:sz w:val="24"/>
+        </w:rPr>
+        <w:t xml:space="preserve"> Joy Ride (Toy Train) available at own cost. Vehicle waiting charge Rs. 800 if opted.</w:t>
+      </w:r>
+    </w:p>
+    <w:p>
+      <w:pPr>
+        <w:rPr>
+          <w:rFonts w:ascii="Arial" w:hAnsi="Arial" w:cs="Arial"/>
+          <w:sz w:val="24"/>
+        </w:rPr>
+      </w:pPr>
       <w:r>
         <w:rPr>
           <w:rFonts w:ascii="Arial" w:hAnsi="Arial" w:cs="Arial"/>
@@ -506,17 +432,7 @@
           <w:bCs/>
           <w:sz w:val="24"/>
         </w:rPr>
-        <w:t>Tsomgo</w:t>
-      </w:r>
-      <w:proofErr w:type="spellEnd"/>
-      <w:r>
-        <w:rPr>
-          <w:rFonts w:ascii="Arial" w:hAnsi="Arial" w:cs="Arial"/>
-          <w:b/>
-          <w:bCs/>
-          <w:sz w:val="24"/>
-        </w:rPr>
-        <w:t xml:space="preserve"> Lake</w:t>
+        <w:t>Day 05: Darjeeling – Departure – Bagdogra Airport/NJP (75 km / 3 Hrs approx.)</w:t>
       </w:r>
       <w:r>
         <w:rPr>
@@ -524,55 +440,23 @@
           <w:sz w:val="24"/>
         </w:rPr>
         <w:br/>
-        <w:t xml:space="preserve">After breakfast, drive to </w:t>
-      </w:r>
-      <w:proofErr w:type="spellStart"/>
-      <w:r>
-        <w:rPr>
-          <w:rFonts w:ascii="Arial" w:hAnsi="Arial" w:cs="Arial"/>
-          <w:sz w:val="24"/>
-        </w:rPr>
-        <w:t>Tsomgo</w:t>
-      </w:r>
-      <w:proofErr w:type="spellEnd"/>
-      <w:r>
-        <w:rPr>
-          <w:rFonts w:ascii="Arial" w:hAnsi="Arial" w:cs="Arial"/>
-          <w:sz w:val="24"/>
-        </w:rPr>
-        <w:t xml:space="preserve"> Lake (12,210 ft.) and New Baba </w:t>
-      </w:r>
-      <w:proofErr w:type="spellStart"/>
-      <w:r>
-        <w:rPr>
-          <w:rFonts w:ascii="Arial" w:hAnsi="Arial" w:cs="Arial"/>
-          <w:sz w:val="24"/>
-        </w:rPr>
-        <w:t>Mandir</w:t>
-      </w:r>
-      <w:proofErr w:type="spellEnd"/>
-      <w:r>
-        <w:rPr>
-          <w:rFonts w:ascii="Arial" w:hAnsi="Arial" w:cs="Arial"/>
-          <w:sz w:val="24"/>
-        </w:rPr>
-        <w:t xml:space="preserve">, near </w:t>
-      </w:r>
-      <w:proofErr w:type="spellStart"/>
-      <w:r>
-        <w:rPr>
-          <w:rFonts w:ascii="Arial" w:hAnsi="Arial" w:cs="Arial"/>
-          <w:sz w:val="24"/>
-        </w:rPr>
-        <w:t>Nathula</w:t>
-      </w:r>
-      <w:proofErr w:type="spellEnd"/>
-      <w:r>
-        <w:rPr>
-          <w:rFonts w:ascii="Arial" w:hAnsi="Arial" w:cs="Arial"/>
-          <w:sz w:val="24"/>
-        </w:rPr>
-        <w:t xml:space="preserve"> Pass. Enjoy the stunning landscapes and spiritual surroundings. Return to the hotel for overnight stay.</w:t>
+        <w:t>After breakfast, check out and transfer to Bagdogra Airport/NJP for onward journey. Tour concludes with memorable experiences.</w:t>
+      </w:r>
+      <w:r>
+        <w:rPr>
+          <w:rFonts w:ascii="Arial" w:hAnsi="Arial" w:cs="Arial"/>
+          <w:i/>
+          <w:iCs/>
+          <w:sz w:val="24"/>
+        </w:rPr>
+        <w:t>Note:</w:t>
+      </w:r>
+      <w:r>
+        <w:rPr>
+          <w:rFonts w:ascii="Arial" w:hAnsi="Arial" w:cs="Arial"/>
+          <w:sz w:val="24"/>
+        </w:rPr>
+        <w:t xml:space="preserve"> Vehicle is used strictly as per the itinerary and not for disposal.</w:t>
       </w:r>
     </w:p>
     <w:p>
@@ -585,301 +469,10 @@
       <w:r>
         <w:rPr>
           <w:rFonts w:ascii="Arial" w:hAnsi="Arial" w:cs="Arial"/>
-          <w:i/>
-          <w:iCs/>
-          <w:sz w:val="24"/>
-        </w:rPr>
-        <w:t xml:space="preserve">Note for </w:t>
-      </w:r>
-      <w:proofErr w:type="spellStart"/>
-      <w:r>
-        <w:rPr>
-          <w:rFonts w:ascii="Arial" w:hAnsi="Arial" w:cs="Arial"/>
-          <w:i/>
-          <w:iCs/>
-          <w:sz w:val="24"/>
-        </w:rPr>
-        <w:t>Nathula</w:t>
-      </w:r>
-      <w:proofErr w:type="spellEnd"/>
-      <w:r>
-        <w:rPr>
-          <w:rFonts w:ascii="Arial" w:hAnsi="Arial" w:cs="Arial"/>
-          <w:i/>
-          <w:iCs/>
-          <w:sz w:val="24"/>
-        </w:rPr>
-        <w:t xml:space="preserve"> Pass:</w:t>
-      </w:r>
-      <w:r>
-        <w:rPr>
-          <w:rFonts w:ascii="Arial" w:hAnsi="Arial" w:cs="Arial"/>
-          <w:sz w:val="24"/>
-        </w:rPr>
-        <w:t xml:space="preserve"> Visit is on direct payment basis and depends on permits, weather, and army clearance. Closed on Mondays and Tuesdays. Required documents: Voter ID/Driving License/Passport, passport-sized photo, birth certificate/Aadhar card for children below 10 years.</w:t>
-      </w:r>
-    </w:p>
-    <w:p>
-      <w:pPr>
-        <w:rPr>
-          <w:rFonts w:ascii="Arial" w:hAnsi="Arial" w:cs="Arial"/>
-          <w:sz w:val="24"/>
-        </w:rPr>
-      </w:pPr>
-      <w:r>
-        <w:rPr>
-          <w:rFonts w:ascii="Arial" w:hAnsi="Arial" w:cs="Arial"/>
-          <w:b/>
-          <w:bCs/>
-          <w:sz w:val="24"/>
-        </w:rPr>
-        <w:t>Day 03: Gangtok Half Local Sightseeing – Darjeeling (100 km / 3 Hrs approx.)</w:t>
-      </w:r>
-      <w:r>
-        <w:rPr>
-          <w:rFonts w:ascii="Arial" w:hAnsi="Arial" w:cs="Arial"/>
-          <w:sz w:val="24"/>
-        </w:rPr>
-        <w:br/>
-        <w:t xml:space="preserve">Check out after breakfast and visit Namgyal Research Institute of </w:t>
-      </w:r>
-      <w:proofErr w:type="spellStart"/>
-      <w:r>
-        <w:rPr>
-          <w:rFonts w:ascii="Arial" w:hAnsi="Arial" w:cs="Arial"/>
-          <w:sz w:val="24"/>
-        </w:rPr>
-        <w:t>Tibetology</w:t>
-      </w:r>
-      <w:proofErr w:type="spellEnd"/>
-      <w:r>
-        <w:rPr>
-          <w:rFonts w:ascii="Arial" w:hAnsi="Arial" w:cs="Arial"/>
-          <w:sz w:val="24"/>
-        </w:rPr>
-        <w:t>, Do-</w:t>
-      </w:r>
-      <w:proofErr w:type="spellStart"/>
-      <w:r>
-        <w:rPr>
-          <w:rFonts w:ascii="Arial" w:hAnsi="Arial" w:cs="Arial"/>
-          <w:sz w:val="24"/>
-        </w:rPr>
-        <w:t>Drul</w:t>
-      </w:r>
-      <w:proofErr w:type="spellEnd"/>
-      <w:r>
-        <w:rPr>
-          <w:rFonts w:ascii="Arial" w:hAnsi="Arial" w:cs="Arial"/>
-          <w:sz w:val="24"/>
-        </w:rPr>
-        <w:t xml:space="preserve"> </w:t>
-      </w:r>
-      <w:proofErr w:type="spellStart"/>
-      <w:r>
-        <w:rPr>
-          <w:rFonts w:ascii="Arial" w:hAnsi="Arial" w:cs="Arial"/>
-          <w:sz w:val="24"/>
-        </w:rPr>
-        <w:t>Chorten</w:t>
-      </w:r>
-      <w:proofErr w:type="spellEnd"/>
-      <w:r>
-        <w:rPr>
-          <w:rFonts w:ascii="Arial" w:hAnsi="Arial" w:cs="Arial"/>
-          <w:sz w:val="24"/>
-        </w:rPr>
-        <w:t xml:space="preserve"> Stupa, and ride the Gangtok Ropeway (ticket at own cost). Continue to Darjeeling and check in at the hotel. Overnight stay at Darjeeling hotel.</w:t>
-      </w:r>
-    </w:p>
-    <w:p>
-      <w:pPr>
-        <w:rPr>
-          <w:rFonts w:ascii="Arial" w:hAnsi="Arial" w:cs="Arial"/>
-          <w:sz w:val="24"/>
-        </w:rPr>
-      </w:pPr>
-      <w:r>
-        <w:rPr>
-          <w:rFonts w:ascii="Arial" w:hAnsi="Arial" w:cs="Arial"/>
-          <w:b/>
-          <w:bCs/>
-          <w:sz w:val="24"/>
-        </w:rPr>
-        <w:t>Day 04: Darjeeling Sightseeing</w:t>
-      </w:r>
-      <w:r>
-        <w:rPr>
-          <w:rFonts w:ascii="Arial" w:hAnsi="Arial" w:cs="Arial"/>
-          <w:sz w:val="24"/>
-        </w:rPr>
-        <w:br/>
-        <w:t xml:space="preserve">Early morning drive to Tiger Hill to witness sunrise over the Himalayas. Visit </w:t>
-      </w:r>
-      <w:proofErr w:type="spellStart"/>
-      <w:r>
-        <w:rPr>
-          <w:rFonts w:ascii="Arial" w:hAnsi="Arial" w:cs="Arial"/>
-          <w:sz w:val="24"/>
-        </w:rPr>
-        <w:t>Batasia</w:t>
-      </w:r>
-      <w:proofErr w:type="spellEnd"/>
-      <w:r>
-        <w:rPr>
-          <w:rFonts w:ascii="Arial" w:hAnsi="Arial" w:cs="Arial"/>
-          <w:sz w:val="24"/>
-        </w:rPr>
-        <w:t xml:space="preserve"> Loop, Tibetan Buddhist Monastery (</w:t>
-      </w:r>
-      <w:proofErr w:type="spellStart"/>
-      <w:r>
-        <w:rPr>
-          <w:rFonts w:ascii="Arial" w:hAnsi="Arial" w:cs="Arial"/>
-          <w:sz w:val="24"/>
-        </w:rPr>
-        <w:t>Ghoom</w:t>
-      </w:r>
-      <w:proofErr w:type="spellEnd"/>
-      <w:r>
-        <w:rPr>
-          <w:rFonts w:ascii="Arial" w:hAnsi="Arial" w:cs="Arial"/>
-          <w:sz w:val="24"/>
-        </w:rPr>
-        <w:t xml:space="preserve"> Monastery), </w:t>
-      </w:r>
-      <w:proofErr w:type="spellStart"/>
-      <w:r>
-        <w:rPr>
-          <w:rFonts w:ascii="Arial" w:hAnsi="Arial" w:cs="Arial"/>
-          <w:sz w:val="24"/>
-        </w:rPr>
-        <w:t>Padmaja</w:t>
-      </w:r>
-      <w:proofErr w:type="spellEnd"/>
-      <w:r>
-        <w:rPr>
-          <w:rFonts w:ascii="Arial" w:hAnsi="Arial" w:cs="Arial"/>
-          <w:sz w:val="24"/>
-        </w:rPr>
-        <w:t xml:space="preserve"> Naidu Himalayan </w:t>
-      </w:r>
-      <w:r>
-        <w:rPr>
-          <w:rFonts w:ascii="Arial" w:hAnsi="Arial" w:cs="Arial"/>
-          <w:sz w:val="24"/>
-        </w:rPr>
-        <w:lastRenderedPageBreak/>
-        <w:t xml:space="preserve">Zoological Park, Himalayan Mountaineering Institute (closed on Thursday), Tea Gardens (outer view), Japanese Peace Pagoda, and Tenzing Rock. Return to the hotel for overnight </w:t>
-      </w:r>
-      <w:proofErr w:type="spellStart"/>
-      <w:r>
-        <w:rPr>
-          <w:rFonts w:ascii="Arial" w:hAnsi="Arial" w:cs="Arial"/>
-          <w:sz w:val="24"/>
-        </w:rPr>
-        <w:t>stay.</w:t>
-      </w:r>
-      <w:r>
-        <w:rPr>
-          <w:rFonts w:ascii="Arial" w:hAnsi="Arial" w:cs="Arial"/>
-          <w:i/>
-          <w:iCs/>
-          <w:sz w:val="24"/>
-        </w:rPr>
-        <w:t>Optional</w:t>
-      </w:r>
-      <w:proofErr w:type="spellEnd"/>
-      <w:r>
-        <w:rPr>
-          <w:rFonts w:ascii="Arial" w:hAnsi="Arial" w:cs="Arial"/>
-          <w:i/>
-          <w:iCs/>
-          <w:sz w:val="24"/>
-        </w:rPr>
-        <w:t xml:space="preserve"> Tour:</w:t>
-      </w:r>
-      <w:r>
-        <w:rPr>
-          <w:rFonts w:ascii="Arial" w:hAnsi="Arial" w:cs="Arial"/>
-          <w:sz w:val="24"/>
-        </w:rPr>
-        <w:t xml:space="preserve"> Joy Ride (Toy Train) available at own cost. Vehicle waiting charge Rs. 800 if opted.</w:t>
-      </w:r>
-    </w:p>
-    <w:p>
-      <w:pPr>
-        <w:rPr>
-          <w:rFonts w:ascii="Arial" w:hAnsi="Arial" w:cs="Arial"/>
-          <w:sz w:val="24"/>
-        </w:rPr>
-      </w:pPr>
-      <w:r>
-        <w:rPr>
-          <w:rFonts w:ascii="Arial" w:hAnsi="Arial" w:cs="Arial"/>
-          <w:b/>
-          <w:bCs/>
-          <w:sz w:val="24"/>
-        </w:rPr>
-        <w:t>Day 05: Darjeeling – Departure – Bagdogra Airport/NJP (75 km / 3 Hrs approx.)</w:t>
-      </w:r>
-      <w:r>
-        <w:rPr>
-          <w:rFonts w:ascii="Arial" w:hAnsi="Arial" w:cs="Arial"/>
-          <w:sz w:val="24"/>
-        </w:rPr>
-        <w:br/>
-        <w:t xml:space="preserve">After breakfast, check out and transfer to Bagdogra Airport/NJP for onward journey. Tour concludes with memorable </w:t>
-      </w:r>
-      <w:proofErr w:type="spellStart"/>
-      <w:r>
-        <w:rPr>
-          <w:rFonts w:ascii="Arial" w:hAnsi="Arial" w:cs="Arial"/>
-          <w:sz w:val="24"/>
-        </w:rPr>
-        <w:t>experiences.</w:t>
-      </w:r>
-      <w:r>
-        <w:rPr>
-          <w:rFonts w:ascii="Arial" w:hAnsi="Arial" w:cs="Arial"/>
-          <w:i/>
-          <w:iCs/>
-          <w:sz w:val="24"/>
-        </w:rPr>
-        <w:t>Note</w:t>
-      </w:r>
-      <w:proofErr w:type="spellEnd"/>
-      <w:r>
-        <w:rPr>
-          <w:rFonts w:ascii="Arial" w:hAnsi="Arial" w:cs="Arial"/>
-          <w:i/>
-          <w:iCs/>
-          <w:sz w:val="24"/>
-        </w:rPr>
-        <w:t>:</w:t>
-      </w:r>
-      <w:r>
-        <w:rPr>
-          <w:rFonts w:ascii="Arial" w:hAnsi="Arial" w:cs="Arial"/>
-          <w:sz w:val="24"/>
-        </w:rPr>
-        <w:t xml:space="preserve"> Vehicle is used strictly as per the itinerary and not for disposal.</w:t>
-      </w:r>
-    </w:p>
-    <w:p>
-      <w:pPr>
-        <w:rPr>
-          <w:rFonts w:ascii="Arial" w:hAnsi="Arial" w:cs="Arial"/>
-          <w:sz w:val="24"/>
-        </w:rPr>
-      </w:pPr>
-      <w:r>
-        <w:rPr>
-          <w:rFonts w:ascii="Arial" w:hAnsi="Arial" w:cs="Arial"/>
           <w:sz w:val="24"/>
         </w:rPr>
         <w:pict w14:anchorId="35D3CE7A">
-          <v:rect id="_x0000_i1028" style="width:0;height:1.5pt" o:hralign="center" o:hrstd="t" o:hr="t" fillcolor="#a0a0a0" stroked="f"/>
+          <v:rect id="_x0000_i1029" style="width:0;height:1.5pt" o:hralign="center" o:hrstd="t" o:hr="t" fillcolor="#a0a0a0" stroked="f"/>
         </w:pict>
       </w:r>
       <w:r>
@@ -909,23 +502,7 @@
           <w:rFonts w:ascii="Arial" w:hAnsi="Arial" w:cs="Arial"/>
           <w:sz w:val="24"/>
         </w:rPr>
-        <w:t xml:space="preserve">04 </w:t>
-      </w:r>
-      <w:proofErr w:type="spellStart"/>
-      <w:r>
-        <w:rPr>
-          <w:rFonts w:ascii="Arial" w:hAnsi="Arial" w:cs="Arial"/>
-          <w:sz w:val="24"/>
-        </w:rPr>
-        <w:t>Nights</w:t>
-      </w:r>
-      <w:proofErr w:type="spellEnd"/>
-      <w:r>
-        <w:rPr>
-          <w:rFonts w:ascii="Arial" w:hAnsi="Arial" w:cs="Arial"/>
-          <w:sz w:val="24"/>
-        </w:rPr>
-        <w:t xml:space="preserve"> Accommodation (CPAI – 04 Breakfast) </w:t>
+        <w:t xml:space="preserve">04 Nights Accommodation (CPAI – 04 Breakfast) </w:t>
       </w:r>
     </w:p>
     <w:p>
@@ -1021,7 +598,7 @@
           <w:sz w:val="24"/>
         </w:rPr>
         <w:pict w14:anchorId="19A4E7AE">
-          <v:rect id="_x0000_i1029" style="width:0;height:1.5pt" o:hralign="center" o:hrstd="t" o:hr="t" fillcolor="#a0a0a0" stroked="f"/>
+          <v:rect id="_x0000_i1030" style="width:0;height:1.5pt" o:hralign="center" o:hrstd="t" o:hr="t" fillcolor="#a0a0a0" stroked="f"/>
         </w:pict>
       </w:r>
       <w:r>
@@ -1147,7 +724,7 @@
           <w:sz w:val="24"/>
         </w:rPr>
         <w:pict w14:anchorId="6658AB04">
-          <v:rect id="_x0000_i1030" style="width:0;height:1.5pt" o:hralign="center" o:hrstd="t" o:hr="t" fillcolor="#a0a0a0" stroked="f"/>
+          <v:rect id="_x0000_i1031" style="width:0;height:1.5pt" o:hralign="center" o:hrstd="t" o:hr="t" fillcolor="#a0a0a0" stroked="f"/>
         </w:pict>
       </w:r>
       <w:r>
@@ -1197,23 +774,7 @@
           <w:rFonts w:ascii="Arial" w:hAnsi="Arial" w:cs="Arial"/>
           <w:sz w:val="24"/>
         </w:rPr>
-        <w:t xml:space="preserve">Adventure activities (Ropeway, Yak Ride, </w:t>
-      </w:r>
-      <w:proofErr w:type="spellStart"/>
-      <w:r>
-        <w:rPr>
-          <w:rFonts w:ascii="Arial" w:hAnsi="Arial" w:cs="Arial"/>
-          <w:sz w:val="24"/>
-        </w:rPr>
-        <w:t>Nathula</w:t>
-      </w:r>
-      <w:proofErr w:type="spellEnd"/>
-      <w:r>
-        <w:rPr>
-          <w:rFonts w:ascii="Arial" w:hAnsi="Arial" w:cs="Arial"/>
-          <w:sz w:val="24"/>
-        </w:rPr>
-        <w:t xml:space="preserve"> Pass permit, Toy Train ride) </w:t>
+        <w:t xml:space="preserve">Adventure activities (Ropeway, Yak Ride, Nathula Pass permit, Toy Train ride) </w:t>
       </w:r>
     </w:p>
     <w:p>
@@ -1353,23 +914,7 @@
           <w:rFonts w:ascii="Arial" w:hAnsi="Arial" w:cs="Arial"/>
           <w:sz w:val="24"/>
         </w:rPr>
-        <w:t xml:space="preserve">Vehicle for </w:t>
-      </w:r>
-      <w:proofErr w:type="spellStart"/>
-      <w:r>
-        <w:rPr>
-          <w:rFonts w:ascii="Arial" w:hAnsi="Arial" w:cs="Arial"/>
-          <w:sz w:val="24"/>
-        </w:rPr>
-        <w:t>Nathula</w:t>
-      </w:r>
-      <w:proofErr w:type="spellEnd"/>
-      <w:r>
-        <w:rPr>
-          <w:rFonts w:ascii="Arial" w:hAnsi="Arial" w:cs="Arial"/>
-          <w:sz w:val="24"/>
-        </w:rPr>
-        <w:t xml:space="preserve"> Pass, if opted </w:t>
+        <w:t xml:space="preserve">Vehicle for Nathula Pass, if opted </w:t>
       </w:r>
     </w:p>
     <w:p>
@@ -1385,7 +930,7 @@
           <w:sz w:val="24"/>
         </w:rPr>
         <w:pict w14:anchorId="72A5AA1E">
-          <v:rect id="_x0000_i1031" style="width:0;height:1.5pt" o:hralign="center" o:hrstd="t" o:hr="t" fillcolor="#a0a0a0" stroked="f"/>
+          <v:rect id="_x0000_i1032" style="width:0;height:1.5pt" o:hralign="center" o:hrstd="t" o:hr="t" fillcolor="#a0a0a0" stroked="f"/>
         </w:pict>
       </w:r>
     </w:p>
@@ -1402,7 +947,7 @@
 </file>
 
 <file path=word/endnotes.xml><?xml version="1.0" encoding="utf-8"?>
-<w:endnotes xmlns:wpc="http://schemas.microsoft.com/office/word/2010/wordprocessingCanvas" xmlns:mc="http://schemas.openxmlformats.org/markup-compatibility/2006" xmlns:o="urn:schemas-microsoft-com:office:office" xmlns:r="http://schemas.openxmlformats.org/officeDocument/2006/relationships" xmlns:m="http://schemas.openxmlformats.org/officeDocument/2006/math" xmlns:v="urn:schemas-microsoft-com:vml" xmlns:wp14="http://schemas.microsoft.com/office/word/2010/wordprocessingDrawing" xmlns:wp="http://schemas.openxmlformats.org/drawingml/2006/wordprocessingDrawing" xmlns:w10="urn:schemas-microsoft-com:office:word" xmlns:w="http://schemas.openxmlformats.org/wordprocessingml/2006/main" xmlns:w14="http://schemas.microsoft.com/office/word/2010/wordml" xmlns:w15="http://schemas.microsoft.com/office/word/2012/wordml" xmlns:wpg="http://schemas.microsoft.com/office/word/2010/wordprocessingGroup" xmlns:wpi="http://schemas.microsoft.com/office/word/2010/wordprocessingInk" xmlns:wne="http://schemas.microsoft.com/office/word/2006/wordml" xmlns:wps="http://schemas.microsoft.com/office/word/2010/wordprocessingShape" mc:Ignorable="w14 w15 wp14">
+<w:endnotes xmlns:wpc="http://schemas.microsoft.com/office/word/2010/wordprocessingCanvas" xmlns:cx="http://schemas.microsoft.com/office/drawing/2014/chartex" xmlns:cx1="http://schemas.microsoft.com/office/drawing/2015/9/8/chartex" xmlns:cx2="http://schemas.microsoft.com/office/drawing/2015/10/21/chartex" xmlns:cx3="http://schemas.microsoft.com/office/drawing/2016/5/9/chartex" xmlns:cx4="http://schemas.microsoft.com/office/drawing/2016/5/10/chartex" xmlns:cx5="http://schemas.microsoft.com/office/drawing/2016/5/11/chartex" xmlns:cx6="http://schemas.microsoft.com/office/drawing/2016/5/12/chartex" xmlns:cx7="http://schemas.microsoft.com/office/drawing/2016/5/13/chartex" xmlns:cx8="http://schemas.microsoft.com/office/drawing/2016/5/14/chartex" xmlns:mc="http://schemas.openxmlformats.org/markup-compatibility/2006" xmlns:aink="http://schemas.microsoft.com/office/drawing/2016/ink" xmlns:am3d="http://schemas.microsoft.com/office/drawing/2017/model3d" xmlns:o="urn:schemas-microsoft-com:office:office" xmlns:r="http://schemas.openxmlformats.org/officeDocument/2006/relationships" xmlns:m="http://schemas.openxmlformats.org/officeDocument/2006/math" xmlns:v="urn:schemas-microsoft-com:vml" xmlns:wp14="http://schemas.microsoft.com/office/word/2010/wordprocessingDrawing" xmlns:wp="http://schemas.openxmlformats.org/drawingml/2006/wordprocessingDrawing" xmlns:w10="urn:schemas-microsoft-com:office:word" xmlns:w="http://schemas.openxmlformats.org/wordprocessingml/2006/main" xmlns:w14="http://schemas.microsoft.com/office/word/2010/wordml" xmlns:w15="http://schemas.microsoft.com/office/word/2012/wordml" xmlns:w16cid="http://schemas.microsoft.com/office/word/2016/wordml/cid" xmlns:w16se="http://schemas.microsoft.com/office/word/2015/wordml/symex" xmlns:wpg="http://schemas.microsoft.com/office/word/2010/wordprocessingGroup" xmlns:wpi="http://schemas.microsoft.com/office/word/2010/wordprocessingInk" xmlns:wne="http://schemas.microsoft.com/office/word/2006/wordml" xmlns:wps="http://schemas.microsoft.com/office/word/2010/wordprocessingShape" mc:Ignorable="w14 w15 w16se w16cid wp14">
   <w:endnote w:type="separator" w:id="-1">
     <w:p>
       <w:pPr>
@@ -1427,7 +972,7 @@
 </file>
 
 <file path=word/footer1.xml><?xml version="1.0" encoding="utf-8"?>
-<w:ftr xmlns:wpc="http://schemas.microsoft.com/office/word/2010/wordprocessingCanvas" xmlns:mc="http://schemas.openxmlformats.org/markup-compatibility/2006" xmlns:o="urn:schemas-microsoft-com:office:office" xmlns:r="http://schemas.openxmlformats.org/officeDocument/2006/relationships" xmlns:m="http://schemas.openxmlformats.org/officeDocument/2006/math" xmlns:v="urn:schemas-microsoft-com:vml" xmlns:wp14="http://schemas.microsoft.com/office/word/2010/wordprocessingDrawing" xmlns:wp="http://schemas.openxmlformats.org/drawingml/2006/wordprocessingDrawing" xmlns:w10="urn:schemas-microsoft-com:office:word" xmlns:w="http://schemas.openxmlformats.org/wordprocessingml/2006/main" xmlns:w14="http://schemas.microsoft.com/office/word/2010/wordml" xmlns:w15="http://schemas.microsoft.com/office/word/2012/wordml" xmlns:wpg="http://schemas.microsoft.com/office/word/2010/wordprocessingGroup" xmlns:wpi="http://schemas.microsoft.com/office/word/2010/wordprocessingInk" xmlns:wne="http://schemas.microsoft.com/office/word/2006/wordml" xmlns:wps="http://schemas.microsoft.com/office/word/2010/wordprocessingShape" mc:Ignorable="w14 w15 wp14">
+<w:ftr xmlns:wpc="http://schemas.microsoft.com/office/word/2010/wordprocessingCanvas" xmlns:cx="http://schemas.microsoft.com/office/drawing/2014/chartex" xmlns:cx1="http://schemas.microsoft.com/office/drawing/2015/9/8/chartex" xmlns:cx2="http://schemas.microsoft.com/office/drawing/2015/10/21/chartex" xmlns:cx3="http://schemas.microsoft.com/office/drawing/2016/5/9/chartex" xmlns:cx4="http://schemas.microsoft.com/office/drawing/2016/5/10/chartex" xmlns:cx5="http://schemas.microsoft.com/office/drawing/2016/5/11/chartex" xmlns:cx6="http://schemas.microsoft.com/office/drawing/2016/5/12/chartex" xmlns:cx7="http://schemas.microsoft.com/office/drawing/2016/5/13/chartex" xmlns:cx8="http://schemas.microsoft.com/office/drawing/2016/5/14/chartex" xmlns:mc="http://schemas.openxmlformats.org/markup-compatibility/2006" xmlns:aink="http://schemas.microsoft.com/office/drawing/2016/ink" xmlns:am3d="http://schemas.microsoft.com/office/drawing/2017/model3d" xmlns:o="urn:schemas-microsoft-com:office:office" xmlns:r="http://schemas.openxmlformats.org/officeDocument/2006/relationships" xmlns:m="http://schemas.openxmlformats.org/officeDocument/2006/math" xmlns:v="urn:schemas-microsoft-com:vml" xmlns:wp14="http://schemas.microsoft.com/office/word/2010/wordprocessingDrawing" xmlns:wp="http://schemas.openxmlformats.org/drawingml/2006/wordprocessingDrawing" xmlns:w10="urn:schemas-microsoft-com:office:word" xmlns:w="http://schemas.openxmlformats.org/wordprocessingml/2006/main" xmlns:w14="http://schemas.microsoft.com/office/word/2010/wordml" xmlns:w15="http://schemas.microsoft.com/office/word/2012/wordml" xmlns:w16cid="http://schemas.microsoft.com/office/word/2016/wordml/cid" xmlns:w16se="http://schemas.microsoft.com/office/word/2015/wordml/symex" xmlns:wpg="http://schemas.microsoft.com/office/word/2010/wordprocessingGroup" xmlns:wpi="http://schemas.microsoft.com/office/word/2010/wordprocessingInk" xmlns:wne="http://schemas.microsoft.com/office/word/2006/wordml" xmlns:wps="http://schemas.microsoft.com/office/word/2010/wordprocessingShape" mc:Ignorable="w14 w15 w16se w16cid wp14">
   <w:p>
     <w:pPr>
       <w:pStyle w:val="Footer"/>
@@ -1477,25 +1022,7 @@
         <w:color w:val="595959" w:themeColor="text1" w:themeTint="A6"/>
         <w:sz w:val="18"/>
       </w:rPr>
-      <w:t xml:space="preserve">No.1A, Pleasant Apartment, No.45, Taylors Road, </w:t>
-    </w:r>
-    <w:proofErr w:type="spellStart"/>
-    <w:r>
-      <w:rPr>
-        <w:rFonts w:ascii="Arial" w:hAnsi="Arial" w:cs="Arial"/>
-        <w:color w:val="595959" w:themeColor="text1" w:themeTint="A6"/>
-        <w:sz w:val="18"/>
-      </w:rPr>
-      <w:t>Kilpauk</w:t>
-    </w:r>
-    <w:proofErr w:type="spellEnd"/>
-    <w:r>
-      <w:rPr>
-        <w:rFonts w:ascii="Arial" w:hAnsi="Arial" w:cs="Arial"/>
-        <w:color w:val="595959" w:themeColor="text1" w:themeTint="A6"/>
-        <w:sz w:val="18"/>
-      </w:rPr>
-      <w:t>, Chennai-600010.</w:t>
+      <w:t>No.1A, Pleasant Apartment, No.45, Taylors Road, Kilpauk, Chennai-600010.</w:t>
     </w:r>
     <w:r>
       <w:rPr>
@@ -1572,7 +1099,7 @@
 </file>
 
 <file path=word/footnotes.xml><?xml version="1.0" encoding="utf-8"?>
-<w:footnotes xmlns:wpc="http://schemas.microsoft.com/office/word/2010/wordprocessingCanvas" xmlns:mc="http://schemas.openxmlformats.org/markup-compatibility/2006" xmlns:o="urn:schemas-microsoft-com:office:office" xmlns:r="http://schemas.openxmlformats.org/officeDocument/2006/relationships" xmlns:m="http://schemas.openxmlformats.org/officeDocument/2006/math" xmlns:v="urn:schemas-microsoft-com:vml" xmlns:wp14="http://schemas.microsoft.com/office/word/2010/wordprocessingDrawing" xmlns:wp="http://schemas.openxmlformats.org/drawingml/2006/wordprocessingDrawing" xmlns:w10="urn:schemas-microsoft-com:office:word" xmlns:w="http://schemas.openxmlformats.org/wordprocessingml/2006/main" xmlns:w14="http://schemas.microsoft.com/office/word/2010/wordml" xmlns:w15="http://schemas.microsoft.com/office/word/2012/wordml" xmlns:wpg="http://schemas.microsoft.com/office/word/2010/wordprocessingGroup" xmlns:wpi="http://schemas.microsoft.com/office/word/2010/wordprocessingInk" xmlns:wne="http://schemas.microsoft.com/office/word/2006/wordml" xmlns:wps="http://schemas.microsoft.com/office/word/2010/wordprocessingShape" mc:Ignorable="w14 w15 wp14">
+<w:footnotes xmlns:wpc="http://schemas.microsoft.com/office/word/2010/wordprocessingCanvas" xmlns:cx="http://schemas.microsoft.com/office/drawing/2014/chartex" xmlns:cx1="http://schemas.microsoft.com/office/drawing/2015/9/8/chartex" xmlns:cx2="http://schemas.microsoft.com/office/drawing/2015/10/21/chartex" xmlns:cx3="http://schemas.microsoft.com/office/drawing/2016/5/9/chartex" xmlns:cx4="http://schemas.microsoft.com/office/drawing/2016/5/10/chartex" xmlns:cx5="http://schemas.microsoft.com/office/drawing/2016/5/11/chartex" xmlns:cx6="http://schemas.microsoft.com/office/drawing/2016/5/12/chartex" xmlns:cx7="http://schemas.microsoft.com/office/drawing/2016/5/13/chartex" xmlns:cx8="http://schemas.microsoft.com/office/drawing/2016/5/14/chartex" xmlns:mc="http://schemas.openxmlformats.org/markup-compatibility/2006" xmlns:aink="http://schemas.microsoft.com/office/drawing/2016/ink" xmlns:am3d="http://schemas.microsoft.com/office/drawing/2017/model3d" xmlns:o="urn:schemas-microsoft-com:office:office" xmlns:r="http://schemas.openxmlformats.org/officeDocument/2006/relationships" xmlns:m="http://schemas.openxmlformats.org/officeDocument/2006/math" xmlns:v="urn:schemas-microsoft-com:vml" xmlns:wp14="http://schemas.microsoft.com/office/word/2010/wordprocessingDrawing" xmlns:wp="http://schemas.openxmlformats.org/drawingml/2006/wordprocessingDrawing" xmlns:w10="urn:schemas-microsoft-com:office:word" xmlns:w="http://schemas.openxmlformats.org/wordprocessingml/2006/main" xmlns:w14="http://schemas.microsoft.com/office/word/2010/wordml" xmlns:w15="http://schemas.microsoft.com/office/word/2012/wordml" xmlns:w16cid="http://schemas.microsoft.com/office/word/2016/wordml/cid" xmlns:w16se="http://schemas.microsoft.com/office/word/2015/wordml/symex" xmlns:wpg="http://schemas.microsoft.com/office/word/2010/wordprocessingGroup" xmlns:wpi="http://schemas.microsoft.com/office/word/2010/wordprocessingInk" xmlns:wne="http://schemas.microsoft.com/office/word/2006/wordml" xmlns:wps="http://schemas.microsoft.com/office/word/2010/wordprocessingShape" mc:Ignorable="w14 w15 w16se w16cid wp14">
   <w:footnote w:type="separator" w:id="-1">
     <w:p>
       <w:pPr>
@@ -1597,7 +1124,7 @@
 </file>
 
 <file path=word/header1.xml><?xml version="1.0" encoding="utf-8"?>
-<w:hdr xmlns:wpc="http://schemas.microsoft.com/office/word/2010/wordprocessingCanvas" xmlns:mc="http://schemas.openxmlformats.org/markup-compatibility/2006" xmlns:o="urn:schemas-microsoft-com:office:office" xmlns:r="http://schemas.openxmlformats.org/officeDocument/2006/relationships" xmlns:m="http://schemas.openxmlformats.org/officeDocument/2006/math" xmlns:v="urn:schemas-microsoft-com:vml" xmlns:wp14="http://schemas.microsoft.com/office/word/2010/wordprocessingDrawing" xmlns:wp="http://schemas.openxmlformats.org/drawingml/2006/wordprocessingDrawing" xmlns:w10="urn:schemas-microsoft-com:office:word" xmlns:w="http://schemas.openxmlformats.org/wordprocessingml/2006/main" xmlns:w14="http://schemas.microsoft.com/office/word/2010/wordml" xmlns:w15="http://schemas.microsoft.com/office/word/2012/wordml" xmlns:wpg="http://schemas.microsoft.com/office/word/2010/wordprocessingGroup" xmlns:wpi="http://schemas.microsoft.com/office/word/2010/wordprocessingInk" xmlns:wne="http://schemas.microsoft.com/office/word/2006/wordml" xmlns:wps="http://schemas.microsoft.com/office/word/2010/wordprocessingShape" mc:Ignorable="w14 w15 wp14">
+<w:hdr xmlns:wpc="http://schemas.microsoft.com/office/word/2010/wordprocessingCanvas" xmlns:cx="http://schemas.microsoft.com/office/drawing/2014/chartex" xmlns:cx1="http://schemas.microsoft.com/office/drawing/2015/9/8/chartex" xmlns:cx2="http://schemas.microsoft.com/office/drawing/2015/10/21/chartex" xmlns:cx3="http://schemas.microsoft.com/office/drawing/2016/5/9/chartex" xmlns:cx4="http://schemas.microsoft.com/office/drawing/2016/5/10/chartex" xmlns:cx5="http://schemas.microsoft.com/office/drawing/2016/5/11/chartex" xmlns:cx6="http://schemas.microsoft.com/office/drawing/2016/5/12/chartex" xmlns:cx7="http://schemas.microsoft.com/office/drawing/2016/5/13/chartex" xmlns:cx8="http://schemas.microsoft.com/office/drawing/2016/5/14/chartex" xmlns:mc="http://schemas.openxmlformats.org/markup-compatibility/2006" xmlns:aink="http://schemas.microsoft.com/office/drawing/2016/ink" xmlns:am3d="http://schemas.microsoft.com/office/drawing/2017/model3d" xmlns:o="urn:schemas-microsoft-com:office:office" xmlns:r="http://schemas.openxmlformats.org/officeDocument/2006/relationships" xmlns:m="http://schemas.openxmlformats.org/officeDocument/2006/math" xmlns:v="urn:schemas-microsoft-com:vml" xmlns:wp14="http://schemas.microsoft.com/office/word/2010/wordprocessingDrawing" xmlns:wp="http://schemas.openxmlformats.org/drawingml/2006/wordprocessingDrawing" xmlns:w10="urn:schemas-microsoft-com:office:word" xmlns:w="http://schemas.openxmlformats.org/wordprocessingml/2006/main" xmlns:w14="http://schemas.microsoft.com/office/word/2010/wordml" xmlns:w15="http://schemas.microsoft.com/office/word/2012/wordml" xmlns:w16cid="http://schemas.microsoft.com/office/word/2016/wordml/cid" xmlns:w16se="http://schemas.microsoft.com/office/word/2015/wordml/symex" xmlns:wpg="http://schemas.microsoft.com/office/word/2010/wordprocessingGroup" xmlns:wpi="http://schemas.microsoft.com/office/word/2010/wordprocessingInk" xmlns:wne="http://schemas.microsoft.com/office/word/2006/wordml" xmlns:wps="http://schemas.microsoft.com/office/word/2010/wordprocessingShape" mc:Ignorable="w14 w15 w16se w16cid wp14">
   <w:p>
     <w:pPr>
       <w:pStyle w:val="Header"/>
@@ -1683,8 +1210,8 @@
 </file>
 
 <file path=word/numbering.xml><?xml version="1.0" encoding="utf-8"?>
-<w:numbering xmlns:wpc="http://schemas.microsoft.com/office/word/2010/wordprocessingCanvas" xmlns:mc="http://schemas.openxmlformats.org/markup-compatibility/2006" xmlns:o="urn:schemas-microsoft-com:office:office" xmlns:r="http://schemas.openxmlformats.org/officeDocument/2006/relationships" xmlns:m="http://schemas.openxmlformats.org/officeDocument/2006/math" xmlns:v="urn:schemas-microsoft-com:vml" xmlns:wp14="http://schemas.microsoft.com/office/word/2010/wordprocessingDrawing" xmlns:wp="http://schemas.openxmlformats.org/drawingml/2006/wordprocessingDrawing" xmlns:w10="urn:schemas-microsoft-com:office:word" xmlns:w="http://schemas.openxmlformats.org/wordprocessingml/2006/main" xmlns:w14="http://schemas.microsoft.com/office/word/2010/wordml" xmlns:w15="http://schemas.microsoft.com/office/word/2012/wordml" xmlns:wpg="http://schemas.microsoft.com/office/word/2010/wordprocessingGroup" xmlns:wpi="http://schemas.microsoft.com/office/word/2010/wordprocessingInk" xmlns:wne="http://schemas.microsoft.com/office/word/2006/wordml" xmlns:wps="http://schemas.microsoft.com/office/word/2010/wordprocessingShape" mc:Ignorable="w14 w15 wp14">
-  <w:abstractNum w:abstractNumId="0">
+<w:numbering xmlns:wpc="http://schemas.microsoft.com/office/word/2010/wordprocessingCanvas" xmlns:cx="http://schemas.microsoft.com/office/drawing/2014/chartex" xmlns:cx1="http://schemas.microsoft.com/office/drawing/2015/9/8/chartex" xmlns:cx2="http://schemas.microsoft.com/office/drawing/2015/10/21/chartex" xmlns:cx3="http://schemas.microsoft.com/office/drawing/2016/5/9/chartex" xmlns:cx4="http://schemas.microsoft.com/office/drawing/2016/5/10/chartex" xmlns:cx5="http://schemas.microsoft.com/office/drawing/2016/5/11/chartex" xmlns:cx6="http://schemas.microsoft.com/office/drawing/2016/5/12/chartex" xmlns:cx7="http://schemas.microsoft.com/office/drawing/2016/5/13/chartex" xmlns:cx8="http://schemas.microsoft.com/office/drawing/2016/5/14/chartex" xmlns:mc="http://schemas.openxmlformats.org/markup-compatibility/2006" xmlns:aink="http://schemas.microsoft.com/office/drawing/2016/ink" xmlns:am3d="http://schemas.microsoft.com/office/drawing/2017/model3d" xmlns:o="urn:schemas-microsoft-com:office:office" xmlns:r="http://schemas.openxmlformats.org/officeDocument/2006/relationships" xmlns:m="http://schemas.openxmlformats.org/officeDocument/2006/math" xmlns:v="urn:schemas-microsoft-com:vml" xmlns:wp14="http://schemas.microsoft.com/office/word/2010/wordprocessingDrawing" xmlns:wp="http://schemas.openxmlformats.org/drawingml/2006/wordprocessingDrawing" xmlns:w10="urn:schemas-microsoft-com:office:word" xmlns:w="http://schemas.openxmlformats.org/wordprocessingml/2006/main" xmlns:w14="http://schemas.microsoft.com/office/word/2010/wordml" xmlns:w15="http://schemas.microsoft.com/office/word/2012/wordml" xmlns:w16cid="http://schemas.microsoft.com/office/word/2016/wordml/cid" xmlns:w16se="http://schemas.microsoft.com/office/word/2015/wordml/symex" xmlns:wpg="http://schemas.microsoft.com/office/word/2010/wordprocessingGroup" xmlns:wpi="http://schemas.microsoft.com/office/word/2010/wordprocessingInk" xmlns:wne="http://schemas.microsoft.com/office/word/2006/wordml" xmlns:wps="http://schemas.microsoft.com/office/word/2010/wordprocessingShape" mc:Ignorable="w14 w15 w16se w16cid wp14">
+  <w:abstractNum w:abstractNumId="0" w15:restartNumberingAfterBreak="0">
     <w:nsid w:val="025D66BE"/>
     <w:multiLevelType w:val="multilevel"/>
     <w:tmpl w:val="B9CEAFB6"/>
@@ -1833,7 +1360,7 @@
       </w:rPr>
     </w:lvl>
   </w:abstractNum>
-  <w:abstractNum w:abstractNumId="1">
+  <w:abstractNum w:abstractNumId="1" w15:restartNumberingAfterBreak="0">
     <w:nsid w:val="0A6E5CFC"/>
     <w:multiLevelType w:val="hybridMultilevel"/>
     <w:tmpl w:val="1658821E"/>
@@ -1946,7 +1473,7 @@
       </w:rPr>
     </w:lvl>
   </w:abstractNum>
-  <w:abstractNum w:abstractNumId="2">
+  <w:abstractNum w:abstractNumId="2" w15:restartNumberingAfterBreak="0">
     <w:nsid w:val="12CD67F7"/>
     <w:multiLevelType w:val="hybridMultilevel"/>
     <w:tmpl w:val="6DCA3AAA"/>
@@ -2059,7 +1586,7 @@
       </w:rPr>
     </w:lvl>
   </w:abstractNum>
-  <w:abstractNum w:abstractNumId="3">
+  <w:abstractNum w:abstractNumId="3" w15:restartNumberingAfterBreak="0">
     <w:nsid w:val="13B0087C"/>
     <w:multiLevelType w:val="hybridMultilevel"/>
     <w:tmpl w:val="6240AE8A"/>
@@ -2172,7 +1699,7 @@
       </w:rPr>
     </w:lvl>
   </w:abstractNum>
-  <w:abstractNum w:abstractNumId="4">
+  <w:abstractNum w:abstractNumId="4" w15:restartNumberingAfterBreak="0">
     <w:nsid w:val="19DE0B1A"/>
     <w:multiLevelType w:val="hybridMultilevel"/>
     <w:tmpl w:val="72C429BE"/>
@@ -2284,7 +1811,7 @@
       </w:rPr>
     </w:lvl>
   </w:abstractNum>
-  <w:abstractNum w:abstractNumId="5">
+  <w:abstractNum w:abstractNumId="5" w15:restartNumberingAfterBreak="0">
     <w:nsid w:val="1D0F7F86"/>
     <w:multiLevelType w:val="hybridMultilevel"/>
     <w:tmpl w:val="F580F71E"/>
@@ -2397,7 +1924,7 @@
       </w:rPr>
     </w:lvl>
   </w:abstractNum>
-  <w:abstractNum w:abstractNumId="6">
+  <w:abstractNum w:abstractNumId="6" w15:restartNumberingAfterBreak="0">
     <w:nsid w:val="1E71165D"/>
     <w:multiLevelType w:val="multilevel"/>
     <w:tmpl w:val="45D6B426"/>
@@ -2546,7 +2073,7 @@
       </w:rPr>
     </w:lvl>
   </w:abstractNum>
-  <w:abstractNum w:abstractNumId="7">
+  <w:abstractNum w:abstractNumId="7" w15:restartNumberingAfterBreak="0">
     <w:nsid w:val="28075A1E"/>
     <w:multiLevelType w:val="hybridMultilevel"/>
     <w:tmpl w:val="D8F84152"/>
@@ -2659,7 +2186,7 @@
       </w:rPr>
     </w:lvl>
   </w:abstractNum>
-  <w:abstractNum w:abstractNumId="8">
+  <w:abstractNum w:abstractNumId="8" w15:restartNumberingAfterBreak="0">
     <w:nsid w:val="2C4A3CB6"/>
     <w:multiLevelType w:val="hybridMultilevel"/>
     <w:tmpl w:val="FEACB51A"/>
@@ -2771,7 +2298,7 @@
       </w:rPr>
     </w:lvl>
   </w:abstractNum>
-  <w:abstractNum w:abstractNumId="9">
+  <w:abstractNum w:abstractNumId="9" w15:restartNumberingAfterBreak="0">
     <w:nsid w:val="2F795F4C"/>
     <w:multiLevelType w:val="multilevel"/>
     <w:tmpl w:val="45007456"/>
@@ -2920,7 +2447,7 @@
       </w:rPr>
     </w:lvl>
   </w:abstractNum>
-  <w:abstractNum w:abstractNumId="10">
+  <w:abstractNum w:abstractNumId="10" w15:restartNumberingAfterBreak="0">
     <w:nsid w:val="31524D39"/>
     <w:multiLevelType w:val="multilevel"/>
     <w:tmpl w:val="AAF8690A"/>
@@ -3069,7 +2596,7 @@
       </w:rPr>
     </w:lvl>
   </w:abstractNum>
-  <w:abstractNum w:abstractNumId="11">
+  <w:abstractNum w:abstractNumId="11" w15:restartNumberingAfterBreak="0">
     <w:nsid w:val="3C683380"/>
     <w:multiLevelType w:val="hybridMultilevel"/>
     <w:tmpl w:val="C414AE24"/>
@@ -3182,7 +2709,7 @@
       </w:rPr>
     </w:lvl>
   </w:abstractNum>
-  <w:abstractNum w:abstractNumId="12">
+  <w:abstractNum w:abstractNumId="12" w15:restartNumberingAfterBreak="0">
     <w:nsid w:val="44B23340"/>
     <w:multiLevelType w:val="hybridMultilevel"/>
     <w:tmpl w:val="53CAC240"/>
@@ -3295,7 +2822,7 @@
       </w:rPr>
     </w:lvl>
   </w:abstractNum>
-  <w:abstractNum w:abstractNumId="13">
+  <w:abstractNum w:abstractNumId="13" w15:restartNumberingAfterBreak="0">
     <w:nsid w:val="45D113C5"/>
     <w:multiLevelType w:val="hybridMultilevel"/>
     <w:tmpl w:val="3296F690"/>
@@ -3408,7 +2935,7 @@
       </w:rPr>
     </w:lvl>
   </w:abstractNum>
-  <w:abstractNum w:abstractNumId="14">
+  <w:abstractNum w:abstractNumId="14" w15:restartNumberingAfterBreak="0">
     <w:nsid w:val="460F63B1"/>
     <w:multiLevelType w:val="hybridMultilevel"/>
     <w:tmpl w:val="8DE2A29A"/>
@@ -3521,7 +3048,7 @@
       </w:rPr>
     </w:lvl>
   </w:abstractNum>
-  <w:abstractNum w:abstractNumId="15">
+  <w:abstractNum w:abstractNumId="15" w15:restartNumberingAfterBreak="0">
     <w:nsid w:val="4D11460A"/>
     <w:multiLevelType w:val="hybridMultilevel"/>
     <w:tmpl w:val="6B9A5506"/>
@@ -3634,7 +3161,7 @@
       </w:rPr>
     </w:lvl>
   </w:abstractNum>
-  <w:abstractNum w:abstractNumId="16">
+  <w:abstractNum w:abstractNumId="16" w15:restartNumberingAfterBreak="0">
     <w:nsid w:val="4E98596A"/>
     <w:multiLevelType w:val="multilevel"/>
     <w:tmpl w:val="1A884EA6"/>
@@ -3783,7 +3310,7 @@
       </w:rPr>
     </w:lvl>
   </w:abstractNum>
-  <w:abstractNum w:abstractNumId="17">
+  <w:abstractNum w:abstractNumId="17" w15:restartNumberingAfterBreak="0">
     <w:nsid w:val="50AF1D45"/>
     <w:multiLevelType w:val="hybridMultilevel"/>
     <w:tmpl w:val="2EAA9A6E"/>
@@ -3896,7 +3423,7 @@
       </w:rPr>
     </w:lvl>
   </w:abstractNum>
-  <w:abstractNum w:abstractNumId="18">
+  <w:abstractNum w:abstractNumId="18" w15:restartNumberingAfterBreak="0">
     <w:nsid w:val="5F0169F5"/>
     <w:multiLevelType w:val="multilevel"/>
     <w:tmpl w:val="62F6FF68"/>
@@ -4045,7 +3572,7 @@
       </w:rPr>
     </w:lvl>
   </w:abstractNum>
-  <w:abstractNum w:abstractNumId="19">
+  <w:abstractNum w:abstractNumId="19" w15:restartNumberingAfterBreak="0">
     <w:nsid w:val="6CF8376F"/>
     <w:multiLevelType w:val="hybridMultilevel"/>
     <w:tmpl w:val="93083FF0"/>
@@ -4158,7 +3685,7 @@
       </w:rPr>
     </w:lvl>
   </w:abstractNum>
-  <w:abstractNum w:abstractNumId="20">
+  <w:abstractNum w:abstractNumId="20" w15:restartNumberingAfterBreak="0">
     <w:nsid w:val="718436B3"/>
     <w:multiLevelType w:val="hybridMultilevel"/>
     <w:tmpl w:val="7D26B2F2"/>
@@ -4271,7 +3798,7 @@
       </w:rPr>
     </w:lvl>
   </w:abstractNum>
-  <w:abstractNum w:abstractNumId="21">
+  <w:abstractNum w:abstractNumId="21" w15:restartNumberingAfterBreak="0">
     <w:nsid w:val="7BBB12D7"/>
     <w:multiLevelType w:val="hybridMultilevel"/>
     <w:tmpl w:val="FF14610A"/>
@@ -4454,7 +3981,7 @@
 </file>
 
 <file path=word/styles.xml><?xml version="1.0" encoding="utf-8"?>
-<w:styles xmlns:mc="http://schemas.openxmlformats.org/markup-compatibility/2006" xmlns:r="http://schemas.openxmlformats.org/officeDocument/2006/relationships" xmlns:w="http://schemas.openxmlformats.org/wordprocessingml/2006/main" xmlns:w14="http://schemas.microsoft.com/office/word/2010/wordml" xmlns:w15="http://schemas.microsoft.com/office/word/2012/wordml" mc:Ignorable="w14 w15">
+<w:styles xmlns:mc="http://schemas.openxmlformats.org/markup-compatibility/2006" xmlns:r="http://schemas.openxmlformats.org/officeDocument/2006/relationships" xmlns:w="http://schemas.openxmlformats.org/wordprocessingml/2006/main" xmlns:w14="http://schemas.microsoft.com/office/word/2010/wordml" xmlns:w15="http://schemas.microsoft.com/office/word/2012/wordml" xmlns:w16cid="http://schemas.microsoft.com/office/word/2016/wordml/cid" xmlns:w16se="http://schemas.microsoft.com/office/word/2015/wordml/symex" mc:Ignorable="w14 w15 w16se w16cid">
   <w:docDefaults>
     <w:rPrDefault>
       <w:rPr>
@@ -4470,7 +3997,7 @@
       </w:pPr>
     </w:pPrDefault>
   </w:docDefaults>
-  <w:latentStyles w:defLockedState="0" w:defUIPriority="99" w:defSemiHidden="0" w:defUnhideWhenUsed="0" w:defQFormat="0" w:count="371">
+  <w:latentStyles w:defLockedState="0" w:defUIPriority="99" w:defSemiHidden="0" w:defUnhideWhenUsed="0" w:defQFormat="0" w:count="375">
     <w:lsdException w:name="Normal" w:uiPriority="0" w:qFormat="1"/>
     <w:lsdException w:name="heading 1" w:uiPriority="9" w:qFormat="1"/>
     <w:lsdException w:name="heading 2" w:semiHidden="1" w:uiPriority="9" w:unhideWhenUsed="1" w:qFormat="1"/>
@@ -4576,7 +4103,6 @@
     <w:lsdException w:name="HTML Sample" w:semiHidden="1" w:unhideWhenUsed="1"/>
     <w:lsdException w:name="HTML Typewriter" w:semiHidden="1" w:unhideWhenUsed="1"/>
     <w:lsdException w:name="HTML Variable" w:semiHidden="1" w:unhideWhenUsed="1"/>
-    <w:lsdException w:name="Normal Table" w:semiHidden="1" w:unhideWhenUsed="1"/>
     <w:lsdException w:name="annotation subject" w:semiHidden="1" w:unhideWhenUsed="1"/>
     <w:lsdException w:name="No List" w:semiHidden="1" w:unhideWhenUsed="1"/>
     <w:lsdException w:name="Outline List 1" w:semiHidden="1" w:unhideWhenUsed="1"/>
@@ -4620,10 +4146,8 @@
     <w:lsdException w:name="Table Elegant" w:semiHidden="1" w:unhideWhenUsed="1"/>
     <w:lsdException w:name="Table Professional" w:semiHidden="1" w:unhideWhenUsed="1"/>
     <w:lsdException w:name="Table Subtle 1" w:semiHidden="1" w:unhideWhenUsed="1"/>
-    <w:lsdException w:name="Table Subtle 2" w:semiHidden="1" w:unhideWhenUsed="1"/>
     <w:lsdException w:name="Table Web 1" w:semiHidden="1" w:unhideWhenUsed="1"/>
     <w:lsdException w:name="Table Web 2" w:semiHidden="1" w:unhideWhenUsed="1"/>
-    <w:lsdException w:name="Table Web 3" w:semiHidden="1" w:unhideWhenUsed="1"/>
     <w:lsdException w:name="Balloon Text" w:semiHidden="1" w:unhideWhenUsed="1"/>
     <w:lsdException w:name="Table Grid" w:uiPriority="39"/>
     <w:lsdException w:name="Table Theme" w:semiHidden="1" w:unhideWhenUsed="1"/>
@@ -4842,6 +4366,10 @@
     <w:lsdException w:name="List Table 5 Dark Accent 6" w:uiPriority="50"/>
     <w:lsdException w:name="List Table 6 Colorful Accent 6" w:uiPriority="51"/>
     <w:lsdException w:name="List Table 7 Colorful Accent 6" w:uiPriority="52"/>
+    <w:lsdException w:name="Mention" w:semiHidden="1" w:unhideWhenUsed="1"/>
+    <w:lsdException w:name="Smart Hyperlink" w:semiHidden="1" w:unhideWhenUsed="1"/>
+    <w:lsdException w:name="Hashtag" w:semiHidden="1" w:unhideWhenUsed="1"/>
+    <w:lsdException w:name="Unresolved Mention" w:semiHidden="1" w:unhideWhenUsed="1"/>
   </w:latentStyles>
   <w:style w:type="paragraph" w:default="1" w:styleId="Normal">
     <w:name w:val="Normal"/>
